--- a/public/forms/行政/受案回执.docx
+++ b/public/forms/行政/受案回执.docx
@@ -3,21 +3,23 @@
 <w:document xmlns:wpc="http://schemas.microsoft.com/office/word/2010/wordprocessingCanvas" xmlns:mo="http://schemas.microsoft.com/office/mac/office/2008/main" xmlns:mc="http://schemas.openxmlformats.org/markup-compatibility/2006" xmlns:mv="urn:schemas-microsoft-com:mac:vml" xmlns:o="urn:schemas-microsoft-com:office:office" xmlns:r="http://schemas.openxmlformats.org/officeDocument/2006/relationships" xmlns:m="http://schemas.openxmlformats.org/officeDocument/2006/math" xmlns:v="urn:schemas-microsoft-com:vml" xmlns:wp14="http://schemas.microsoft.com/office/word/2010/wordprocessingDrawing" xmlns:wp="http://schemas.openxmlformats.org/drawingml/2006/wordprocessingDrawing" xmlns:w10="urn:schemas-microsoft-com:office:word" xmlns:w="http://schemas.openxmlformats.org/wordprocessingml/2006/main" xmlns:w14="http://schemas.microsoft.com/office/word/2010/wordml" xmlns:wpg="http://schemas.microsoft.com/office/word/2010/wordprocessingGroup" xmlns:wpi="http://schemas.microsoft.com/office/word/2010/wordprocessingInk" xmlns:wne="http://schemas.microsoft.com/office/word/2006/wordml" xmlns:wps="http://schemas.microsoft.com/office/word/2010/wordprocessingShape" mc:Ignorable="w14 wp14">
   <w:body>
     <w:p>
-      <w:pPr>
-        <w:jc w:val="center"/>
-      </w:pPr>
       <w:r>
         <w:rPr>
           <w:rFonts w:ascii="宋体" w:hAnsi="宋体" w:eastAsia="宋体"/>
-          <w:b w:val="0"/>
-          <w:sz w:val="20"/>
+        </w:rPr>
+        <w:t>— 29 —</w:t>
+      </w:r>
+    </w:p>
+    <w:p>
+      <w:r>
+        <w:rPr>
+          <w:rFonts w:ascii="宋体" w:hAnsi="宋体" w:eastAsia="宋体"/>
         </w:rPr>
         <w:t>式样二（行政刑事通用）</w:t>
       </w:r>
     </w:p>
     <w:p>
       <w:pPr>
-        <w:spacing w:after="120"/>
         <w:jc w:val="center"/>
       </w:pPr>
       <w:r>
@@ -26,15 +28,13 @@
           <w:b/>
           <w:sz w:val="32"/>
         </w:rPr>
-        <w:t>受 案 回 执</w:t>
+        <w:t>受案回执</w:t>
       </w:r>
     </w:p>
     <w:p>
       <w:r>
         <w:rPr>
           <w:rFonts w:ascii="宋体" w:hAnsi="宋体" w:eastAsia="宋体"/>
-          <w:b w:val="0"/>
-          <w:sz w:val="22"/>
         </w:rPr>
         <w:t>：</w:t>
       </w:r>
@@ -43,49 +43,54 @@
       <w:r>
         <w:rPr>
           <w:rFonts w:ascii="宋体" w:hAnsi="宋体" w:eastAsia="宋体"/>
-          <w:b w:val="0"/>
-          <w:sz w:val="22"/>
         </w:rPr>
-        <w:t>你（单位）于      年    月    日报称的</w:t>
+        <w:t>你（单位）于 年 月 日报称的</w:t>
       </w:r>
     </w:p>
     <w:p>
       <w:r>
         <w:rPr>
           <w:rFonts w:ascii="宋体" w:hAnsi="宋体" w:eastAsia="宋体"/>
-          <w:b w:val="0"/>
-          <w:sz w:val="22"/>
         </w:rPr>
-        <w:t>一案，我单位已受理（受案登记表文号为×公（    ）受案字〔    〕    号）。</w:t>
+        <w:t>一案我单位已受理</w:t>
       </w:r>
     </w:p>
     <w:p>
       <w:r>
         <w:rPr>
           <w:rFonts w:ascii="宋体" w:hAnsi="宋体" w:eastAsia="宋体"/>
-          <w:b w:val="0"/>
-          <w:sz w:val="22"/>
         </w:rPr>
-        <w:t>你（单位）可通过                                      查询案件进展情况。</w:t>
+        <w:t>（受案登记表文号为 X 公（ ）受案字〔 〕 号）。</w:t>
       </w:r>
     </w:p>
     <w:p>
       <w:r>
         <w:rPr>
           <w:rFonts w:ascii="宋体" w:hAnsi="宋体" w:eastAsia="宋体"/>
-          <w:b w:val="0"/>
-          <w:sz w:val="22"/>
         </w:rPr>
-        <w:t>联系人、联系方式：                          。</w:t>
+        <w:t>你（单位）可通过</w:t>
       </w:r>
     </w:p>
-    <w:p/>
     <w:p>
       <w:r>
         <w:rPr>
           <w:rFonts w:ascii="宋体" w:hAnsi="宋体" w:eastAsia="宋体"/>
-          <w:b w:val="0"/>
-          <w:sz w:val="22"/>
+        </w:rPr>
+        <w:t>查询案件进展情况。</w:t>
+      </w:r>
+    </w:p>
+    <w:p>
+      <w:r>
+        <w:rPr>
+          <w:rFonts w:ascii="宋体" w:hAnsi="宋体" w:eastAsia="宋体"/>
+        </w:rPr>
+        <w:t>联系人、联系方式 。</w:t>
+      </w:r>
+    </w:p>
+    <w:p>
+      <w:r>
+        <w:rPr>
+          <w:rFonts w:ascii="宋体" w:hAnsi="宋体" w:eastAsia="宋体"/>
         </w:rPr>
         <w:t>受案单位（印）</w:t>
       </w:r>
@@ -94,19 +99,14 @@
       <w:r>
         <w:rPr>
           <w:rFonts w:ascii="宋体" w:hAnsi="宋体" w:eastAsia="宋体"/>
-          <w:b w:val="0"/>
-          <w:sz w:val="22"/>
         </w:rPr>
-        <w:t>年    月    日</w:t>
+        <w:t>年 月 日</w:t>
       </w:r>
     </w:p>
-    <w:p/>
     <w:p>
       <w:r>
         <w:rPr>
           <w:rFonts w:ascii="宋体" w:hAnsi="宋体" w:eastAsia="宋体"/>
-          <w:b w:val="0"/>
-          <w:sz w:val="22"/>
         </w:rPr>
         <w:t>报案人、控告人、</w:t>
       </w:r>
@@ -115,8 +115,6 @@
       <w:r>
         <w:rPr>
           <w:rFonts w:ascii="宋体" w:hAnsi="宋体" w:eastAsia="宋体"/>
-          <w:b w:val="0"/>
-          <w:sz w:val="22"/>
         </w:rPr>
         <w:t>举报人、扭送人</w:t>
       </w:r>
@@ -125,19 +123,14 @@
       <w:r>
         <w:rPr>
           <w:rFonts w:ascii="宋体" w:hAnsi="宋体" w:eastAsia="宋体"/>
-          <w:b w:val="0"/>
-          <w:sz w:val="22"/>
         </w:rPr>
-        <w:t>年    月    日</w:t>
+        <w:t>年 月 日</w:t>
       </w:r>
     </w:p>
-    <w:p/>
     <w:p>
       <w:r>
         <w:rPr>
           <w:rFonts w:ascii="宋体" w:hAnsi="宋体" w:eastAsia="宋体"/>
-          <w:b w:val="0"/>
-          <w:sz w:val="18"/>
         </w:rPr>
         <w:t>一式两份，一份交报案人、控告人、举报人、扭送人，一份附卷。</w:t>
       </w:r>
@@ -515,6 +508,10 @@
     <w:name w:val="Normal"/>
     <w:qFormat/>
     <w:rsid w:val="00FC693F"/>
+    <w:rPr>
+      <w:rFonts w:ascii="宋体" w:hAnsi="宋体"/>
+      <w:sz w:val="22"/>
+    </w:rPr>
   </w:style>
   <w:style w:type="paragraph" w:styleId="Header">
     <w:name w:val="header"/>
